--- a/docs/didaktika.docx
+++ b/docs/didaktika.docx
@@ -56,6 +56,14 @@
       </w:pPr>
       <w:r>
         <w:t xml:space="preserve">České zdroje se shodují na postupu od ukazováčků ven: nejdřív F a J, pak D a K, S a L, A a Ů, potom G a H. Následuje horní řada, dolní řada, velká písmena a nakonec diakritika na číselné řadě.</w:t>
+      </w:r>
+    </w:p>
+    <w:p>
+      <w:pPr>
+        <w:pStyle w:val="Normal"/>
+      </w:pPr>
+      <w:r>
+        <w:t xml:space="preserve">Uvnitř každé řady se páruje symetricky, tedy tentýž prst na obou rukou: E a I jsou prostředníčky, R a U ukazováčky, W a O prsteníčky, Q a P malíčky. Dvojice pak jde cvičit střídáním rukou, což je druhý stupeň nácviku. Výjimkou je číselná řada s diakritikou, kde ěščřžýáíé leží vedle sebe a páruje se po sousedech, protože symetrii tam rozložení nedovolí.</w:t>
       </w:r>
     </w:p>
     <w:p>

--- a/docs/didaktika.docx
+++ b/docs/didaktika.docx
@@ -63,7 +63,7 @@
         <w:pStyle w:val="Normal"/>
       </w:pPr>
       <w:r>
-        <w:t xml:space="preserve">Uvnitř každé řady se páruje symetricky, tedy tentýž prst na obou rukou: E a I jsou prostředníčky, R a U ukazováčky, W a O prsteníčky, Q a P malíčky. Dvojice pak jde cvičit střídáním rukou, což je druhý stupeň nácviku. Výjimkou je číselná řada s diakritikou, kde ěščřžýáíé leží vedle sebe a páruje se po sousedech, protože symetrii tam rozložení nedovolí.</w:t>
+        <w:t xml:space="preserve">Uvnitř každé řady se páruje symetricky, tedy tentýž prst na obou rukou: E a I jsou prostředníčky, R a U ukazováčky, W a O prsteníčky, Q a P malíčky. Dvojice pak jde cvičit střídáním rukou, což je druhý stupeň nácviku. Platí to i pro číselnou řadu s diakritikou: Š a Á jsou prostředníčky, Č a Ý ukazováčky, Ř a Ž jejich krok dovnitř, Ě a Í prsteníčky. Samo zůstává jen É na pravém malíčku, protože proti němu leží plus.</w:t>
       </w:r>
     </w:p>
     <w:p>
